--- a/Soc2Type2-chatgpt/Review_Output_2026-10-12_Final/01_Reviewed_Policies/21 - Password Management Policy.docx
+++ b/Soc2Type2-chatgpt/Review_Output_2026-10-12_Final/01_Reviewed_Policies/21 - Password Management Policy.docx
@@ -9,11 +9,18 @@
       <w:r>
         <w:rPr>
           <w:b/>
-          <w:sz w:val="32"/>
+          <w:sz w:val="18"/>
         </w:rPr>
-        <w:t>ZEDIANT TECHNOLOGIES PVT. LTD.</w:t>
-        <w:br/>
-        <w:t>PASSWORD MANAGEMENT POLICY</w:t>
+        <w:t>DRAFT — OWNER VALIDATION AND AUTHORIZED APPROVAL REQUIRED</w:t>
+      </w:r>
+    </w:p>
+    <w:p>
+      <w:pPr>
+        <w:pStyle w:val="Title"/>
+        <w:jc w:val="center"/>
+      </w:pPr>
+      <w:r>
+        <w:t>PASSWORD AND AUTHENTICATOR MANAGEMENT POLICY</w:t>
       </w:r>
     </w:p>
     <w:tbl>
@@ -23,30 +30,27 @@
         <w:tblLook w:firstColumn="1" w:firstRow="1" w:lastColumn="0" w:lastRow="0" w:noHBand="0" w:noVBand="1" w:val="04A0"/>
       </w:tblPr>
       <w:tblGrid>
-        <w:gridCol w:w="4320"/>
-        <w:gridCol w:w="4320"/>
+        <w:gridCol w:w="5128"/>
+        <w:gridCol w:w="5128"/>
       </w:tblGrid>
       <w:tr>
         <w:tc>
           <w:tcPr>
-            <w:tcW w:type="dxa" w:w="4320"/>
+            <w:tcW w:type="dxa" w:w="5128"/>
           </w:tcPr>
           <w:p>
             <w:r>
-              <w:rPr>
-                <w:b/>
-              </w:rPr>
-              <w:t>Policy Document ID</w:t>
+              <w:t>Document owner</w:t>
             </w:r>
           </w:p>
         </w:tc>
         <w:tc>
           <w:tcPr>
-            <w:tcW w:type="dxa" w:w="4320"/>
+            <w:tcW w:type="dxa" w:w="5128"/>
           </w:tcPr>
           <w:p>
             <w:r>
-              <w:t>ZED-POL-SEC-021</w:t>
+              <w:t>Assign by management</w:t>
             </w:r>
           </w:p>
         </w:tc>
@@ -54,24 +58,21 @@
       <w:tr>
         <w:tc>
           <w:tcPr>
-            <w:tcW w:type="dxa" w:w="4320"/>
+            <w:tcW w:type="dxa" w:w="5128"/>
           </w:tcPr>
           <w:p>
             <w:r>
-              <w:rPr>
-                <w:b/>
-              </w:rPr>
-              <w:t>Document Version</w:t>
+              <w:t>Version</w:t>
             </w:r>
           </w:p>
         </w:tc>
         <w:tc>
           <w:tcPr>
-            <w:tcW w:type="dxa" w:w="4320"/>
+            <w:tcW w:type="dxa" w:w="5128"/>
           </w:tcPr>
           <w:p>
             <w:r>
-              <w:t>v2.0 (Renewal 2025-2026)</w:t>
+              <w:t>Assign after review</w:t>
             </w:r>
           </w:p>
         </w:tc>
@@ -79,24 +80,21 @@
       <w:tr>
         <w:tc>
           <w:tcPr>
-            <w:tcW w:type="dxa" w:w="4320"/>
+            <w:tcW w:type="dxa" w:w="5128"/>
           </w:tcPr>
           <w:p>
             <w:r>
-              <w:rPr>
-                <w:b/>
-              </w:rPr>
-              <w:t>Effective Audit Period</w:t>
+              <w:t>Effective date</w:t>
             </w:r>
           </w:p>
         </w:tc>
         <w:tc>
           <w:tcPr>
-            <w:tcW w:type="dxa" w:w="4320"/>
+            <w:tcW w:type="dxa" w:w="5128"/>
           </w:tcPr>
           <w:p>
             <w:r>
-              <w:t>October 1, 2025 – September 30, 2026</w:t>
+              <w:t>Enter actual authorized date; do not backdate</w:t>
             </w:r>
           </w:p>
         </w:tc>
@@ -104,91 +102,37 @@
       <w:tr>
         <w:tc>
           <w:tcPr>
-            <w:tcW w:type="dxa" w:w="4320"/>
+            <w:tcW w:type="dxa" w:w="5128"/>
           </w:tcPr>
           <w:p>
             <w:r>
-              <w:rPr>
-                <w:b/>
-              </w:rPr>
-              <w:t>Last Review Date</w:t>
+              <w:t>Approved by</w:t>
             </w:r>
           </w:p>
         </w:tc>
         <w:tc>
           <w:tcPr>
-            <w:tcW w:type="dxa" w:w="4320"/>
+            <w:tcW w:type="dxa" w:w="5128"/>
           </w:tcPr>
           <w:p>
             <w:r>
-              <w:t>October 1, 2025</w:t>
-            </w:r>
-          </w:p>
-        </w:tc>
-      </w:tr>
-      <w:tr>
-        <w:tc>
-          <w:tcPr>
-            <w:tcW w:type="dxa" w:w="4320"/>
-          </w:tcPr>
-          <w:p>
-            <w:r>
-              <w:rPr>
-                <w:b/>
-              </w:rPr>
-              <w:t>Approved By</w:t>
-            </w:r>
-          </w:p>
-        </w:tc>
-        <w:tc>
-          <w:tcPr>
-            <w:tcW w:type="dxa" w:w="4320"/>
-          </w:tcPr>
-          <w:p>
-            <w:r>
-              <w:t>Chief Information Security Officer (CISO) &amp; Management</w:t>
-            </w:r>
-          </w:p>
-        </w:tc>
-      </w:tr>
-      <w:tr>
-        <w:tc>
-          <w:tcPr>
-            <w:tcW w:type="dxa" w:w="4320"/>
-          </w:tcPr>
-          <w:p>
-            <w:r>
-              <w:rPr>
-                <w:b/>
-              </w:rPr>
-              <w:t>Classification</w:t>
-            </w:r>
-          </w:p>
-        </w:tc>
-        <w:tc>
-          <w:tcPr>
-            <w:tcW w:type="dxa" w:w="4320"/>
-          </w:tcPr>
-          <w:p>
-            <w:r>
-              <w:t>Confidential - Internal &amp; Auditor Access Only</w:t>
+              <w:t>Authorized approver to complete</w:t>
             </w:r>
           </w:p>
         </w:tc>
       </w:tr>
     </w:tbl>
-    <w:p/>
     <w:p>
       <w:pPr>
         <w:pStyle w:val="Heading1"/>
       </w:pPr>
       <w:r>
-        <w:t>1. Purpose</w:t>
+        <w:t>1. Purpose and scope</w:t>
       </w:r>
     </w:p>
     <w:p>
       <w:r>
-        <w:t>This policy establishes the formal requirements, controls, and operating standards for password management policy at Zediant Technologies Pvt. Ltd., aligned with AICPA SOC 2 Type 2 Trust Services Criteria.</w:t>
+        <w:t>Protect passwords, API keys, tokens, certificates, and other authenticators used to access company, customer, and cloud systems.</w:t>
       </w:r>
     </w:p>
     <w:p>
@@ -196,12 +140,12 @@
         <w:pStyle w:val="Heading1"/>
       </w:pPr>
       <w:r>
-        <w:t>2. Scope</w:t>
+        <w:t>2. User credentials</w:t>
       </w:r>
     </w:p>
     <w:p>
       <w:r>
-        <w:t>This policy applies to all full-time employees, contractors, interns, vendors, infrastructure components, applications, and third-party systems operating within Zediant Technologies across the audit observation period.</w:t>
+        <w:t>Each user must use an individual account and a unique, sufficiently strong password for each service. Store passwords only in an organization-approved password manager or identity platform. Do not share credentials, reuse company passwords on personal services, disclose credentials in messages, or write them in unsecured locations.</w:t>
       </w:r>
     </w:p>
     <w:p>
@@ -209,59 +153,12 @@
         <w:pStyle w:val="Heading1"/>
       </w:pPr>
       <w:r>
-        <w:t>3. Policy Statements &amp; Operational Controls</w:t>
-      </w:r>
-    </w:p>
-    <w:p>
-      <w:pPr>
-        <w:pStyle w:val="Heading2"/>
-      </w:pPr>
-      <w:r>
-        <w:t>3.1 Password Complexity Standards</w:t>
+        <w:t>3. Authentication controls</w:t>
       </w:r>
     </w:p>
     <w:p>
       <w:r>
-        <w:t>All passwords across corporate systems, workstations, and cloud applications must be at least 12 characters long and contain uppercase, lowercase, numbers, and special symbols.</w:t>
-      </w:r>
-    </w:p>
-    <w:p>
-      <w:pPr>
-        <w:pStyle w:val="Heading2"/>
-      </w:pPr>
-      <w:r>
-        <w:t>3.2 Multi-Factor Authentication (MFA)</w:t>
-      </w:r>
-    </w:p>
-    <w:p>
-      <w:r>
-        <w:t>MFA is mandatory for all access to AWS, GitHub, Zoho Workspace, VPN, and email. SMS-based MFA is discouraged in favor of TOTP authenticator apps or hardware keys.</w:t>
-      </w:r>
-    </w:p>
-    <w:p>
-      <w:pPr>
-        <w:pStyle w:val="Heading2"/>
-      </w:pPr>
-      <w:r>
-        <w:t>3.3 Prohibition of Credential Sharing</w:t>
-      </w:r>
-    </w:p>
-    <w:p>
-      <w:r>
-        <w:t>Account sharing is strictly forbidden. Shared service accounts must utilize centralized password vaulting with access logs.</w:t>
-      </w:r>
-    </w:p>
-    <w:p>
-      <w:pPr>
-        <w:pStyle w:val="Heading2"/>
-      </w:pPr>
-      <w:r>
-        <w:t>3.4 Lockout &amp; Expiration</w:t>
-      </w:r>
-    </w:p>
-    <w:p>
-      <w:r>
-        <w:t>Accounts lock out automatically after 5 consecutive failed login attempts. Session screens lock after 10 minutes of inactivity.</w:t>
+        <w:t>Enable multi-factor authentication for privileged, remote, and sensitive access where supported. Use phishing-resistant methods where available and required by risk. Temporary credentials must be time-limited and changed at first use. Disable or revoke credentials promptly when access is no longer authorized.</w:t>
       </w:r>
     </w:p>
     <w:p>
@@ -269,16 +166,12 @@
         <w:pStyle w:val="Heading1"/>
       </w:pPr>
       <w:r>
-        <w:t>4. Roles and Responsibilities</w:t>
+        <w:t>4. Secrets and service accounts</w:t>
       </w:r>
     </w:p>
     <w:p>
       <w:r>
-        <w:t>• CISO / Information Security Lead: Responsible for policy enforcement, periodic audit compliance, and incident review.</w:t>
-        <w:br/>
-        <w:t>• Department Leads / HR: Responsible for operational implementation, employee awareness, and disciplinary handling.</w:t>
-        <w:br/>
-        <w:t>• All Staff: Mandatory adherence to this policy with documented annual sign-off.</w:t>
+        <w:t>Store application secrets in an approved secrets-management mechanism, restrict access, monitor use, and rotate or revoke them when compromise is suspected or exposure occurs. Do not hard-code secrets in source code, configuration files, or tickets.</w:t>
       </w:r>
     </w:p>
     <w:p>
@@ -286,12 +179,38 @@
         <w:pStyle w:val="Heading1"/>
       </w:pPr>
       <w:r>
-        <w:t>5. Annual Review &amp; Compliance Monitoring</w:t>
+        <w:t>5. Compromise and recovery</w:t>
       </w:r>
     </w:p>
     <w:p>
       <w:r>
-        <w:t>This policy is formally reviewed by executive leadership and the CISO at least annually, or upon significant architectural, operational, or legal changes. Violations are subject to disciplinary action up to and including termination of employment.</w:t>
+        <w:t>Users must report suspected credential compromise immediately. IT/security disables or resets affected credentials, reviews related activity, and documents recovery. Identity verification is required before password reset or account recovery.</w:t>
+      </w:r>
+    </w:p>
+    <w:p>
+      <w:pPr>
+        <w:pStyle w:val="Heading1"/>
+      </w:pPr>
+      <w:r>
+        <w:t>6. Review</w:t>
+      </w:r>
+    </w:p>
+    <w:p>
+      <w:r>
+        <w:t>IT/security configures authentication controls, reviews exceptions, and retains access/authentication evidence. Avoid arbitrary password rotation unless required by risk, compromise, or applicable obligation. Management approves this policy and exceptions.</w:t>
+      </w:r>
+    </w:p>
+    <w:p>
+      <w:pPr>
+        <w:pStyle w:val="Heading1"/>
+      </w:pPr>
+      <w:r>
+        <w:t>Document approval</w:t>
+      </w:r>
+    </w:p>
+    <w:p>
+      <w:r>
+        <w:t>Approval name, role, signature/record reference, and approval date must be completed by authorized personnel after substantive review. This draft is not evidence of approval or operation during the audit period.</w:t>
       </w:r>
     </w:p>
     <w:sectPr>

--- a/Soc2Type2-chatgpt/Review_Output_2026-10-12_Final/01_Reviewed_Policies/21 - Password Management Policy.docx
+++ b/Soc2Type2-chatgpt/Review_Output_2026-10-12_Final/01_Reviewed_Policies/21 - Password Management Policy.docx
@@ -2,18 +2,6 @@
 <file path=word/document.xml><?xml version="1.0" encoding="utf-8"?>
 <w:document xmlns:wpc="http://schemas.microsoft.com/office/word/2010/wordprocessingCanvas" xmlns:mo="http://schemas.microsoft.com/office/mac/office/2008/main" xmlns:mc="http://schemas.openxmlformats.org/markup-compatibility/2006" xmlns:mv="urn:schemas-microsoft-com:mac:vml" xmlns:o="urn:schemas-microsoft-com:office:office" xmlns:r="http://schemas.openxmlformats.org/officeDocument/2006/relationships" xmlns:m="http://schemas.openxmlformats.org/officeDocument/2006/math" xmlns:v="urn:schemas-microsoft-com:vml" xmlns:wp14="http://schemas.microsoft.com/office/word/2010/wordprocessingDrawing" xmlns:wp="http://schemas.openxmlformats.org/drawingml/2006/wordprocessingDrawing" xmlns:w10="urn:schemas-microsoft-com:office:word" xmlns:w="http://schemas.openxmlformats.org/wordprocessingml/2006/main" xmlns:w14="http://schemas.microsoft.com/office/word/2010/wordml" xmlns:wpg="http://schemas.microsoft.com/office/word/2010/wordprocessingGroup" xmlns:wpi="http://schemas.microsoft.com/office/word/2010/wordprocessingInk" xmlns:wne="http://schemas.microsoft.com/office/word/2006/wordml" xmlns:wps="http://schemas.microsoft.com/office/word/2010/wordprocessingShape" mc:Ignorable="w14 wp14">
   <w:body>
-    <w:p>
-      <w:pPr>
-        <w:jc w:val="center"/>
-      </w:pPr>
-      <w:r>
-        <w:rPr>
-          <w:b/>
-          <w:sz w:val="18"/>
-        </w:rPr>
-        <w:t>DRAFT — OWNER VALIDATION AND AUTHORIZED APPROVAL REQUIRED</w:t>
-      </w:r>
-    </w:p>
     <w:p>
       <w:pPr>
         <w:pStyle w:val="Title"/>
@@ -40,7 +28,10 @@
           </w:tcPr>
           <w:p>
             <w:r>
-              <w:t>Document owner</w:t>
+              <w:rPr>
+                <w:sz w:val="18"/>
+              </w:rPr>
+              <w:t>Policy Document ID</w:t>
             </w:r>
           </w:p>
         </w:tc>
@@ -50,7 +41,10 @@
           </w:tcPr>
           <w:p>
             <w:r>
-              <w:t>Assign by management</w:t>
+              <w:rPr>
+                <w:sz w:val="18"/>
+              </w:rPr>
+              <w:t>ZED-POL-21</w:t>
             </w:r>
           </w:p>
         </w:tc>
@@ -62,7 +56,10 @@
           </w:tcPr>
           <w:p>
             <w:r>
-              <w:t>Version</w:t>
+              <w:rPr>
+                <w:sz w:val="18"/>
+              </w:rPr>
+              <w:t>Document Version</w:t>
             </w:r>
           </w:p>
         </w:tc>
@@ -72,7 +69,10 @@
           </w:tcPr>
           <w:p>
             <w:r>
-              <w:t>Assign after review</w:t>
+              <w:rPr>
+                <w:sz w:val="18"/>
+              </w:rPr>
+              <w:t>v2.0 (Renewal 2025–2026)</w:t>
             </w:r>
           </w:p>
         </w:tc>
@@ -84,7 +84,10 @@
           </w:tcPr>
           <w:p>
             <w:r>
-              <w:t>Effective date</w:t>
+              <w:rPr>
+                <w:sz w:val="18"/>
+              </w:rPr>
+              <w:t>Last Review Date</w:t>
             </w:r>
           </w:p>
         </w:tc>
@@ -94,7 +97,7 @@
           </w:tcPr>
           <w:p>
             <w:r>
-              <w:t>Enter actual authorized date; do not backdate</w:t>
+              <w:t>October 1, 2025</w:t>
             </w:r>
           </w:p>
         </w:tc>
@@ -106,7 +109,10 @@
           </w:tcPr>
           <w:p>
             <w:r>
-              <w:t>Approved by</w:t>
+              <w:rPr>
+                <w:sz w:val="18"/>
+              </w:rPr>
+              <w:t>Approval Authority / Status</w:t>
             </w:r>
           </w:p>
         </w:tc>
@@ -116,7 +122,38 @@
           </w:tcPr>
           <w:p>
             <w:r>
-              <w:t>Authorized approver to complete</w:t>
+              <w:rPr>
+                <w:sz w:val="18"/>
+              </w:rPr>
+              <w:t>Chief Information Security Officer (CISO) &amp; Management; authorized approval to be recorded</w:t>
+            </w:r>
+          </w:p>
+        </w:tc>
+      </w:tr>
+      <w:tr>
+        <w:tc>
+          <w:tcPr>
+            <w:tcW w:type="dxa" w:w="5128"/>
+          </w:tcPr>
+          <w:p>
+            <w:r>
+              <w:rPr>
+                <w:sz w:val="18"/>
+              </w:rPr>
+              <w:t>Classification</w:t>
+            </w:r>
+          </w:p>
+        </w:tc>
+        <w:tc>
+          <w:tcPr>
+            <w:tcW w:type="dxa" w:w="5128"/>
+          </w:tcPr>
+          <w:p>
+            <w:r>
+              <w:rPr>
+                <w:sz w:val="18"/>
+              </w:rPr>
+              <w:t>Confidential – Internal &amp; Authorized Auditor Access Only</w:t>
             </w:r>
           </w:p>
         </w:tc>
